--- a/zrodla/wzor-sprawozdania.docx
+++ b/zrodla/wzor-sprawozdania.docx
@@ -2700,7 +2700,7 @@
           <w:sz w:val="19"/>
           <w:szCs w:val="19"/>
         </w:rPr>
-        <w:t xml:space="preserve">Sprzęt, procedura, przeszkolone osoby, nowe kontakty. To pole weryfikujemy przy ocenie wskaźnika trwałości.</w:t>
+        <w:t xml:space="preserve">Sprzęt, procedura, przeszkolone osoby, nowe kontakty. To pole porównujemy z częścią G wniosku, trwałość rezultatów.</w:t>
       </w:r>
     </w:p>
     <w:tbl>
@@ -4001,6 +4001,136 @@
                 <w:szCs w:val="17"/>
               </w:rPr>
               <w:t xml:space="preserve">dotyczy MiŚLOP, minimum 2 osoby</w:t>
+            </w:r>
+          </w:p>
+        </w:tc>
+      </w:tr>
+      <w:tr>
+        <w:tc>
+          <w:tcPr>
+            <w:tcW w:type="dxa" w:w="3000"/>
+            <w:shd w:fill="EDE8DC" w:color="auto" w:val="clear"/>
+            <w:tcMar>
+              <w:top w:type="dxa" w:w="90"/>
+              <w:left w:type="dxa" w:w="130"/>
+              <w:bottom w:type="dxa" w:w="90"/>
+              <w:right w:type="dxa" w:w="130"/>
+            </w:tcMar>
+            <w:vAlign w:val="center"/>
+          </w:tcPr>
+          <w:p>
+            <w:pPr>
+              <w:spacing w:after="0" w:before="0"/>
+              <w:jc w:val="left"/>
+            </w:pPr>
+            <w:r>
+              <w:rPr>
+                <w:rFonts w:ascii="Lato" w:cs="Lato" w:eastAsia="Lato" w:hAnsi="Lato"/>
+                <w:b/>
+                <w:bCs/>
+                <w:i w:val="false"/>
+                <w:iCs w:val="false"/>
+                <w:color w:val="1A1712"/>
+                <w:sz w:val="18"/>
+                <w:szCs w:val="18"/>
+              </w:rPr>
+              <w:t xml:space="preserve">Liczba osób, u których ankieta wykazała wzrost świadomości</w:t>
+            </w:r>
+          </w:p>
+        </w:tc>
+        <w:tc>
+          <w:tcPr>
+            <w:tcW w:type="dxa" w:w="6070"/>
+            <w:tcMar>
+              <w:top w:type="dxa" w:w="150"/>
+              <w:left w:type="dxa" w:w="130"/>
+              <w:bottom w:type="dxa" w:w="150"/>
+              <w:right w:type="dxa" w:w="130"/>
+            </w:tcMar>
+            <w:vAlign w:val="center"/>
+          </w:tcPr>
+          <w:p>
+            <w:pPr>
+              <w:spacing w:after="0" w:before="0"/>
+              <w:jc w:val="left"/>
+            </w:pPr>
+            <w:r>
+              <w:rPr>
+                <w:rFonts w:ascii="Lato" w:cs="Lato" w:eastAsia="Lato" w:hAnsi="Lato"/>
+                <w:b w:val="false"/>
+                <w:bCs w:val="false"/>
+                <w:i/>
+                <w:iCs/>
+                <w:color w:val="6B6152"/>
+                <w:sz w:val="17"/>
+                <w:szCs w:val="17"/>
+              </w:rPr>
+              <w:t xml:space="preserve">dotyczy MiŚLOP, z tabeli zbiorczej załącznika 9, minimum 2 osoby</w:t>
+            </w:r>
+          </w:p>
+        </w:tc>
+      </w:tr>
+      <w:tr>
+        <w:tc>
+          <w:tcPr>
+            <w:tcW w:type="dxa" w:w="3000"/>
+            <w:shd w:fill="EDE8DC" w:color="auto" w:val="clear"/>
+            <w:tcMar>
+              <w:top w:type="dxa" w:w="90"/>
+              <w:left w:type="dxa" w:w="130"/>
+              <w:bottom w:type="dxa" w:w="90"/>
+              <w:right w:type="dxa" w:w="130"/>
+            </w:tcMar>
+            <w:vAlign w:val="center"/>
+          </w:tcPr>
+          <w:p>
+            <w:pPr>
+              <w:spacing w:after="0" w:before="0"/>
+              <w:jc w:val="left"/>
+            </w:pPr>
+            <w:r>
+              <w:rPr>
+                <w:rFonts w:ascii="Lato" w:cs="Lato" w:eastAsia="Lato" w:hAnsi="Lato"/>
+                <w:b/>
+                <w:bCs/>
+                <w:i w:val="false"/>
+                <w:iCs w:val="false"/>
+                <w:color w:val="1A1712"/>
+                <w:sz w:val="18"/>
+                <w:szCs w:val="18"/>
+              </w:rPr>
+              <w:t xml:space="preserve">Czy w działaniach uczestniczyły osoby małoletnie</w:t>
+            </w:r>
+          </w:p>
+        </w:tc>
+        <w:tc>
+          <w:tcPr>
+            <w:tcW w:type="dxa" w:w="6070"/>
+            <w:tcMar>
+              <w:top w:type="dxa" w:w="150"/>
+              <w:left w:type="dxa" w:w="130"/>
+              <w:bottom w:type="dxa" w:w="150"/>
+              <w:right w:type="dxa" w:w="130"/>
+            </w:tcMar>
+            <w:vAlign w:val="center"/>
+          </w:tcPr>
+          <w:p>
+            <w:pPr>
+              <w:spacing w:after="0" w:before="0"/>
+              <w:jc w:val="left"/>
+            </w:pPr>
+            <w:r>
+              <w:rPr>
+                <w:rFonts w:ascii="Lato" w:cs="Lato" w:eastAsia="Lato" w:hAnsi="Lato"/>
+                <w:b w:val="false"/>
+                <w:bCs w:val="false"/>
+                <w:i/>
+                <w:iCs/>
+                <w:color w:val="6B6152"/>
+                <w:sz w:val="17"/>
+                <w:szCs w:val="17"/>
+              </w:rPr>
+              <w:t xml:space="preserve">tak albo nie</w:t>
             </w:r>
           </w:p>
         </w:tc>
@@ -6348,7 +6478,7 @@
           <w:sz w:val="19"/>
           <w:szCs w:val="19"/>
         </w:rPr>
-        <w:t xml:space="preserve">Dokumentacja zdjęciowa, co najmniej pięć zdjęć</w:t>
+        <w:t xml:space="preserve">Dokumentacja zdjęciowa działań</w:t>
       </w:r>
     </w:p>
     <w:p>
@@ -6453,7 +6583,7 @@
           <w:sz w:val="19"/>
           <w:szCs w:val="19"/>
         </w:rPr>
-        <w:t xml:space="preserve">Ankiety na wejściu i na wyjściu, jeżeli dotyczy</w:t>
+        <w:t xml:space="preserve">Ankiety na wejściu i na wyjściu wraz z tabelą zbiorczą z załącznika 9, dotyczy MiŚLOP</w:t>
       </w:r>
     </w:p>
     <w:p>
@@ -6488,7 +6618,7 @@
           <w:sz w:val="19"/>
           <w:szCs w:val="19"/>
         </w:rPr>
-        <w:t xml:space="preserve">Dokumentacja weryfikacji w Rejestrze Sprawców Przestępstw na Tle Seksualnym, jeżeli dotyczy</w:t>
+        <w:t xml:space="preserve">Podpisane standardy ochrony małoletnich oraz dokumentacja weryfikacji w Rejestrze Sprawców Przestępstw na Tle Seksualnym, jeżeli w działaniach uczestniczyły osoby małoletnie</w:t>
       </w:r>
     </w:p>
     <w:p>
